--- a/03-Communication-and-Teamwork/Meetings/Minutes/Team-Meetings/Meeting Minutes 2025-06-18 (Team).docx
+++ b/03-Communication-and-Teamwork/Meetings/Minutes/Team-Meetings/Meeting Minutes 2025-06-18 (Team).docx
@@ -1531,7 +1531,13 @@
               <w:rPr>
                 <w:rFonts w:ascii="Calibri" w:hAnsi="Calibri" w:cs="Calibri"/>
               </w:rPr>
-              <w:t>Rate issues and/or concerns</w:t>
+              <w:t>Raise</w:t>
+            </w:r>
+            <w:r>
+              <w:rPr>
+                <w:rFonts w:ascii="Calibri" w:hAnsi="Calibri" w:cs="Calibri"/>
+              </w:rPr>
+              <w:t xml:space="preserve"> issues and/or concerns</w:t>
             </w:r>
           </w:p>
         </w:tc>
@@ -1775,8 +1781,8 @@
       </w:tblPr>
       <w:tblGrid>
         <w:gridCol w:w="540"/>
-        <w:gridCol w:w="5400"/>
-        <w:gridCol w:w="1530"/>
+        <w:gridCol w:w="4705"/>
+        <w:gridCol w:w="2225"/>
         <w:gridCol w:w="2520"/>
       </w:tblGrid>
       <w:tr>
@@ -1803,7 +1809,7 @@
         </w:tc>
         <w:tc>
           <w:tcPr>
-            <w:tcW w:w="5400" w:type="dxa"/>
+            <w:tcW w:w="4705" w:type="dxa"/>
             <w:shd w:val="clear" w:color="auto" w:fill="D9D9D9"/>
           </w:tcPr>
           <w:p>
@@ -1824,7 +1830,7 @@
         </w:tc>
         <w:tc>
           <w:tcPr>
-            <w:tcW w:w="1530" w:type="dxa"/>
+            <w:tcW w:w="2225" w:type="dxa"/>
             <w:shd w:val="clear" w:color="auto" w:fill="D9D9D9"/>
           </w:tcPr>
           <w:p>
@@ -1886,28 +1892,40 @@
         </w:tc>
         <w:tc>
           <w:tcPr>
-            <w:tcW w:w="5400" w:type="dxa"/>
-            <w:vAlign w:val="center"/>
-          </w:tcPr>
-          <w:p>
-            <w:pPr>
-              <w:rPr>
-                <w:rFonts w:ascii="Calibri" w:hAnsi="Calibri" w:cs="Calibri"/>
-              </w:rPr>
-            </w:pPr>
-          </w:p>
-        </w:tc>
-        <w:tc>
-          <w:tcPr>
-            <w:tcW w:w="1530" w:type="dxa"/>
-            <w:vAlign w:val="center"/>
-          </w:tcPr>
-          <w:p>
-            <w:pPr>
-              <w:rPr>
-                <w:rFonts w:ascii="Calibri" w:hAnsi="Calibri" w:cs="Calibri"/>
-              </w:rPr>
-            </w:pPr>
+            <w:tcW w:w="4705" w:type="dxa"/>
+            <w:vAlign w:val="center"/>
+          </w:tcPr>
+          <w:p>
+            <w:pPr>
+              <w:rPr>
+                <w:rFonts w:ascii="Calibri" w:hAnsi="Calibri" w:cs="Calibri"/>
+              </w:rPr>
+            </w:pPr>
+            <w:r>
+              <w:rPr>
+                <w:rFonts w:ascii="Calibri" w:hAnsi="Calibri" w:cs="Calibri"/>
+              </w:rPr>
+              <w:t xml:space="preserve">Team contribution </w:t>
+            </w:r>
+          </w:p>
+        </w:tc>
+        <w:tc>
+          <w:tcPr>
+            <w:tcW w:w="2225" w:type="dxa"/>
+            <w:vAlign w:val="center"/>
+          </w:tcPr>
+          <w:p>
+            <w:pPr>
+              <w:rPr>
+                <w:rFonts w:ascii="Calibri" w:hAnsi="Calibri" w:cs="Calibri"/>
+              </w:rPr>
+            </w:pPr>
+            <w:r>
+              <w:rPr>
+                <w:rFonts w:ascii="Calibri" w:hAnsi="Calibri" w:cs="Calibri"/>
+              </w:rPr>
+              <w:t>Thomas, Kylie</w:t>
+            </w:r>
           </w:p>
         </w:tc>
         <w:tc>
@@ -1921,6 +1939,634 @@
                 <w:rFonts w:ascii="Calibri" w:hAnsi="Calibri" w:cs="Calibri"/>
               </w:rPr>
             </w:pPr>
+            <w:r>
+              <w:rPr>
+                <w:rFonts w:ascii="Calibri" w:hAnsi="Calibri" w:cs="Calibri"/>
+              </w:rPr>
+              <w:t>Completed</w:t>
+            </w:r>
+          </w:p>
+        </w:tc>
+      </w:tr>
+      <w:tr>
+        <w:tc>
+          <w:tcPr>
+            <w:tcW w:w="540" w:type="dxa"/>
+            <w:vAlign w:val="center"/>
+          </w:tcPr>
+          <w:p>
+            <w:pPr>
+              <w:numPr>
+                <w:ilvl w:val="0"/>
+                <w:numId w:val="19"/>
+              </w:numPr>
+              <w:ind w:left="144" w:hanging="158"/>
+              <w:rPr>
+                <w:rFonts w:ascii="Calibri" w:hAnsi="Calibri" w:cs="Calibri"/>
+              </w:rPr>
+            </w:pPr>
+          </w:p>
+        </w:tc>
+        <w:tc>
+          <w:tcPr>
+            <w:tcW w:w="4705" w:type="dxa"/>
+            <w:vAlign w:val="center"/>
+          </w:tcPr>
+          <w:p>
+            <w:pPr>
+              <w:rPr>
+                <w:rFonts w:ascii="Calibri" w:hAnsi="Calibri" w:cs="Calibri"/>
+              </w:rPr>
+            </w:pPr>
+            <w:r>
+              <w:rPr>
+                <w:rFonts w:ascii="Calibri" w:hAnsi="Calibri" w:cs="Calibri"/>
+              </w:rPr>
+              <w:t xml:space="preserve">Finalising </w:t>
+            </w:r>
+            <w:r>
+              <w:rPr>
+                <w:rFonts w:ascii="Calibri" w:hAnsi="Calibri" w:cs="Calibri"/>
+              </w:rPr>
+              <w:t>Proposal Document</w:t>
+            </w:r>
+          </w:p>
+        </w:tc>
+        <w:tc>
+          <w:tcPr>
+            <w:tcW w:w="2225" w:type="dxa"/>
+            <w:vAlign w:val="center"/>
+          </w:tcPr>
+          <w:p>
+            <w:pPr>
+              <w:rPr>
+                <w:rFonts w:ascii="Calibri" w:hAnsi="Calibri" w:cs="Calibri"/>
+              </w:rPr>
+            </w:pPr>
+            <w:r>
+              <w:rPr>
+                <w:rFonts w:ascii="Calibri" w:hAnsi="Calibri" w:cs="Calibri"/>
+              </w:rPr>
+              <w:t>Thomas, Win, Nathan, Larissa</w:t>
+            </w:r>
+            <w:r>
+              <w:rPr>
+                <w:rFonts w:ascii="Calibri" w:hAnsi="Calibri" w:cs="Calibri"/>
+              </w:rPr>
+              <w:t>, Kylie</w:t>
+            </w:r>
+          </w:p>
+        </w:tc>
+        <w:tc>
+          <w:tcPr>
+            <w:tcW w:w="2520" w:type="dxa"/>
+            <w:vAlign w:val="center"/>
+          </w:tcPr>
+          <w:p>
+            <w:pPr>
+              <w:rPr>
+                <w:rFonts w:ascii="Calibri" w:hAnsi="Calibri" w:cs="Calibri"/>
+              </w:rPr>
+            </w:pPr>
+            <w:r>
+              <w:rPr>
+                <w:rFonts w:ascii="Calibri" w:hAnsi="Calibri" w:cs="Calibri"/>
+              </w:rPr>
+              <w:t>Completed</w:t>
+            </w:r>
+          </w:p>
+        </w:tc>
+      </w:tr>
+      <w:tr>
+        <w:tc>
+          <w:tcPr>
+            <w:tcW w:w="540" w:type="dxa"/>
+            <w:vAlign w:val="center"/>
+          </w:tcPr>
+          <w:p>
+            <w:pPr>
+              <w:numPr>
+                <w:ilvl w:val="0"/>
+                <w:numId w:val="19"/>
+              </w:numPr>
+              <w:ind w:left="144" w:hanging="158"/>
+              <w:rPr>
+                <w:rFonts w:ascii="Calibri" w:hAnsi="Calibri" w:cs="Calibri"/>
+              </w:rPr>
+            </w:pPr>
+          </w:p>
+        </w:tc>
+        <w:tc>
+          <w:tcPr>
+            <w:tcW w:w="4705" w:type="dxa"/>
+            <w:vAlign w:val="center"/>
+          </w:tcPr>
+          <w:p>
+            <w:pPr>
+              <w:rPr>
+                <w:rFonts w:ascii="Calibri" w:hAnsi="Calibri" w:cs="Calibri"/>
+              </w:rPr>
+            </w:pPr>
+            <w:r>
+              <w:rPr>
+                <w:rFonts w:ascii="Calibri" w:hAnsi="Calibri" w:cs="Calibri"/>
+              </w:rPr>
+              <w:t xml:space="preserve">Status report </w:t>
+            </w:r>
+          </w:p>
+        </w:tc>
+        <w:tc>
+          <w:tcPr>
+            <w:tcW w:w="2225" w:type="dxa"/>
+            <w:vAlign w:val="center"/>
+          </w:tcPr>
+          <w:p>
+            <w:pPr>
+              <w:rPr>
+                <w:rFonts w:ascii="Calibri" w:hAnsi="Calibri" w:cs="Calibri"/>
+              </w:rPr>
+            </w:pPr>
+            <w:r>
+              <w:rPr>
+                <w:rFonts w:ascii="Calibri" w:hAnsi="Calibri" w:cs="Calibri"/>
+              </w:rPr>
+              <w:t>Zaf, Charmi</w:t>
+            </w:r>
+          </w:p>
+        </w:tc>
+        <w:tc>
+          <w:tcPr>
+            <w:tcW w:w="2520" w:type="dxa"/>
+            <w:vAlign w:val="center"/>
+          </w:tcPr>
+          <w:p>
+            <w:pPr>
+              <w:rPr>
+                <w:rFonts w:ascii="Calibri" w:hAnsi="Calibri" w:cs="Calibri"/>
+              </w:rPr>
+            </w:pPr>
+            <w:r>
+              <w:rPr>
+                <w:rFonts w:ascii="Calibri" w:hAnsi="Calibri" w:cs="Calibri"/>
+              </w:rPr>
+              <w:t>Completed</w:t>
+            </w:r>
+          </w:p>
+        </w:tc>
+      </w:tr>
+      <w:tr>
+        <w:tc>
+          <w:tcPr>
+            <w:tcW w:w="540" w:type="dxa"/>
+            <w:vAlign w:val="center"/>
+          </w:tcPr>
+          <w:p>
+            <w:pPr>
+              <w:numPr>
+                <w:ilvl w:val="0"/>
+                <w:numId w:val="19"/>
+              </w:numPr>
+              <w:ind w:left="144" w:hanging="158"/>
+              <w:rPr>
+                <w:rFonts w:ascii="Calibri" w:hAnsi="Calibri" w:cs="Calibri"/>
+              </w:rPr>
+            </w:pPr>
+          </w:p>
+        </w:tc>
+        <w:tc>
+          <w:tcPr>
+            <w:tcW w:w="4705" w:type="dxa"/>
+            <w:vAlign w:val="center"/>
+          </w:tcPr>
+          <w:p>
+            <w:pPr>
+              <w:rPr>
+                <w:rFonts w:ascii="Calibri" w:hAnsi="Calibri" w:cs="Calibri"/>
+              </w:rPr>
+            </w:pPr>
+            <w:r>
+              <w:rPr>
+                <w:rFonts w:ascii="Calibri" w:hAnsi="Calibri" w:cs="Calibri"/>
+              </w:rPr>
+              <w:t xml:space="preserve">WBS </w:t>
+            </w:r>
+          </w:p>
+        </w:tc>
+        <w:tc>
+          <w:tcPr>
+            <w:tcW w:w="2225" w:type="dxa"/>
+            <w:vAlign w:val="center"/>
+          </w:tcPr>
+          <w:p>
+            <w:pPr>
+              <w:rPr>
+                <w:rFonts w:ascii="Calibri" w:hAnsi="Calibri" w:cs="Calibri"/>
+              </w:rPr>
+            </w:pPr>
+            <w:r>
+              <w:rPr>
+                <w:rFonts w:ascii="Calibri" w:hAnsi="Calibri" w:cs="Calibri"/>
+              </w:rPr>
+              <w:t xml:space="preserve">Thomas, Win </w:t>
+            </w:r>
+          </w:p>
+        </w:tc>
+        <w:tc>
+          <w:tcPr>
+            <w:tcW w:w="2520" w:type="dxa"/>
+          </w:tcPr>
+          <w:p>
+            <w:pPr>
+              <w:rPr>
+                <w:rFonts w:ascii="Calibri" w:hAnsi="Calibri" w:cs="Calibri"/>
+              </w:rPr>
+            </w:pPr>
+            <w:r>
+              <w:rPr>
+                <w:rFonts w:ascii="Calibri" w:hAnsi="Calibri" w:cs="Calibri"/>
+              </w:rPr>
+              <w:t>Completed</w:t>
+            </w:r>
+          </w:p>
+        </w:tc>
+      </w:tr>
+      <w:tr>
+        <w:tc>
+          <w:tcPr>
+            <w:tcW w:w="540" w:type="dxa"/>
+            <w:vAlign w:val="center"/>
+          </w:tcPr>
+          <w:p>
+            <w:pPr>
+              <w:numPr>
+                <w:ilvl w:val="0"/>
+                <w:numId w:val="19"/>
+              </w:numPr>
+              <w:ind w:left="144" w:hanging="158"/>
+              <w:rPr>
+                <w:rFonts w:ascii="Calibri" w:hAnsi="Calibri" w:cs="Calibri"/>
+              </w:rPr>
+            </w:pPr>
+          </w:p>
+        </w:tc>
+        <w:tc>
+          <w:tcPr>
+            <w:tcW w:w="4705" w:type="dxa"/>
+            <w:vAlign w:val="center"/>
+          </w:tcPr>
+          <w:p>
+            <w:pPr>
+              <w:rPr>
+                <w:rFonts w:ascii="Calibri" w:hAnsi="Calibri" w:cs="Calibri"/>
+              </w:rPr>
+            </w:pPr>
+            <w:r>
+              <w:rPr>
+                <w:rFonts w:ascii="Calibri" w:hAnsi="Calibri" w:cs="Calibri"/>
+              </w:rPr>
+              <w:t>Gantt Chart Updated Project Schedule</w:t>
+            </w:r>
+          </w:p>
+        </w:tc>
+        <w:tc>
+          <w:tcPr>
+            <w:tcW w:w="2225" w:type="dxa"/>
+            <w:vAlign w:val="center"/>
+          </w:tcPr>
+          <w:p>
+            <w:pPr>
+              <w:rPr>
+                <w:rFonts w:ascii="Calibri" w:hAnsi="Calibri" w:cs="Calibri"/>
+              </w:rPr>
+            </w:pPr>
+            <w:r>
+              <w:rPr>
+                <w:rFonts w:ascii="Calibri" w:hAnsi="Calibri" w:cs="Calibri"/>
+              </w:rPr>
+              <w:t>Nathan, Win</w:t>
+            </w:r>
+          </w:p>
+        </w:tc>
+        <w:tc>
+          <w:tcPr>
+            <w:tcW w:w="2520" w:type="dxa"/>
+          </w:tcPr>
+          <w:p>
+            <w:pPr>
+              <w:rPr>
+                <w:rFonts w:ascii="Calibri" w:hAnsi="Calibri" w:cs="Calibri"/>
+              </w:rPr>
+            </w:pPr>
+            <w:r>
+              <w:rPr>
+                <w:rFonts w:ascii="Calibri" w:hAnsi="Calibri" w:cs="Calibri"/>
+              </w:rPr>
+              <w:t>Completed</w:t>
+            </w:r>
+          </w:p>
+        </w:tc>
+      </w:tr>
+      <w:tr>
+        <w:tc>
+          <w:tcPr>
+            <w:tcW w:w="540" w:type="dxa"/>
+            <w:vAlign w:val="center"/>
+          </w:tcPr>
+          <w:p>
+            <w:pPr>
+              <w:numPr>
+                <w:ilvl w:val="0"/>
+                <w:numId w:val="19"/>
+              </w:numPr>
+              <w:ind w:left="144" w:hanging="158"/>
+              <w:rPr>
+                <w:rFonts w:ascii="Calibri" w:hAnsi="Calibri" w:cs="Calibri"/>
+              </w:rPr>
+            </w:pPr>
+          </w:p>
+        </w:tc>
+        <w:tc>
+          <w:tcPr>
+            <w:tcW w:w="4705" w:type="dxa"/>
+            <w:vAlign w:val="center"/>
+          </w:tcPr>
+          <w:p>
+            <w:pPr>
+              <w:rPr>
+                <w:rFonts w:ascii="Calibri" w:hAnsi="Calibri" w:cs="Calibri"/>
+              </w:rPr>
+            </w:pPr>
+            <w:r>
+              <w:rPr>
+                <w:rFonts w:ascii="Calibri" w:hAnsi="Calibri" w:cs="Calibri"/>
+              </w:rPr>
+              <w:t>Quality Assurance</w:t>
+            </w:r>
+          </w:p>
+        </w:tc>
+        <w:tc>
+          <w:tcPr>
+            <w:tcW w:w="2225" w:type="dxa"/>
+            <w:vAlign w:val="center"/>
+          </w:tcPr>
+          <w:p>
+            <w:pPr>
+              <w:rPr>
+                <w:rFonts w:ascii="Calibri" w:hAnsi="Calibri" w:cs="Calibri"/>
+              </w:rPr>
+            </w:pPr>
+            <w:r>
+              <w:rPr>
+                <w:rFonts w:ascii="Calibri" w:hAnsi="Calibri" w:cs="Calibri"/>
+              </w:rPr>
+              <w:t>Kylie, Larissa</w:t>
+            </w:r>
+          </w:p>
+        </w:tc>
+        <w:tc>
+          <w:tcPr>
+            <w:tcW w:w="2520" w:type="dxa"/>
+          </w:tcPr>
+          <w:p>
+            <w:pPr>
+              <w:rPr>
+                <w:rFonts w:ascii="Calibri" w:hAnsi="Calibri" w:cs="Calibri"/>
+              </w:rPr>
+            </w:pPr>
+            <w:r>
+              <w:rPr>
+                <w:rFonts w:ascii="Calibri" w:hAnsi="Calibri" w:cs="Calibri"/>
+              </w:rPr>
+              <w:t>Completed</w:t>
+            </w:r>
+          </w:p>
+        </w:tc>
+      </w:tr>
+      <w:tr>
+        <w:tc>
+          <w:tcPr>
+            <w:tcW w:w="540" w:type="dxa"/>
+            <w:vAlign w:val="center"/>
+          </w:tcPr>
+          <w:p>
+            <w:pPr>
+              <w:numPr>
+                <w:ilvl w:val="0"/>
+                <w:numId w:val="19"/>
+              </w:numPr>
+              <w:ind w:left="144" w:hanging="158"/>
+              <w:rPr>
+                <w:rFonts w:ascii="Calibri" w:hAnsi="Calibri" w:cs="Calibri"/>
+              </w:rPr>
+            </w:pPr>
+          </w:p>
+        </w:tc>
+        <w:tc>
+          <w:tcPr>
+            <w:tcW w:w="4705" w:type="dxa"/>
+            <w:vAlign w:val="center"/>
+          </w:tcPr>
+          <w:p>
+            <w:pPr>
+              <w:rPr>
+                <w:rFonts w:ascii="Calibri" w:hAnsi="Calibri" w:cs="Calibri"/>
+              </w:rPr>
+            </w:pPr>
+            <w:r>
+              <w:rPr>
+                <w:rFonts w:ascii="Calibri" w:hAnsi="Calibri" w:cs="Calibri"/>
+              </w:rPr>
+              <w:t>Presentation Slide</w:t>
+            </w:r>
+          </w:p>
+        </w:tc>
+        <w:tc>
+          <w:tcPr>
+            <w:tcW w:w="2225" w:type="dxa"/>
+            <w:vAlign w:val="center"/>
+          </w:tcPr>
+          <w:p>
+            <w:pPr>
+              <w:rPr>
+                <w:rFonts w:ascii="Calibri" w:hAnsi="Calibri" w:cs="Calibri"/>
+              </w:rPr>
+            </w:pPr>
+            <w:r>
+              <w:rPr>
+                <w:rFonts w:ascii="Calibri" w:hAnsi="Calibri" w:cs="Calibri"/>
+              </w:rPr>
+              <w:t>Charmi, Kylie</w:t>
+            </w:r>
+          </w:p>
+        </w:tc>
+        <w:tc>
+          <w:tcPr>
+            <w:tcW w:w="2520" w:type="dxa"/>
+          </w:tcPr>
+          <w:p>
+            <w:pPr>
+              <w:rPr>
+                <w:rFonts w:ascii="Calibri" w:hAnsi="Calibri" w:cs="Calibri"/>
+              </w:rPr>
+            </w:pPr>
+            <w:r>
+              <w:rPr>
+                <w:rFonts w:ascii="Calibri" w:hAnsi="Calibri" w:cs="Calibri"/>
+              </w:rPr>
+              <w:t>Completed</w:t>
+            </w:r>
+          </w:p>
+        </w:tc>
+      </w:tr>
+      <w:tr>
+        <w:tc>
+          <w:tcPr>
+            <w:tcW w:w="540" w:type="dxa"/>
+            <w:vAlign w:val="center"/>
+          </w:tcPr>
+          <w:p>
+            <w:pPr>
+              <w:numPr>
+                <w:ilvl w:val="0"/>
+                <w:numId w:val="19"/>
+              </w:numPr>
+              <w:ind w:left="144" w:hanging="158"/>
+              <w:rPr>
+                <w:rFonts w:ascii="Calibri" w:hAnsi="Calibri" w:cs="Calibri"/>
+              </w:rPr>
+            </w:pPr>
+          </w:p>
+        </w:tc>
+        <w:tc>
+          <w:tcPr>
+            <w:tcW w:w="4705" w:type="dxa"/>
+            <w:vAlign w:val="center"/>
+          </w:tcPr>
+          <w:p>
+            <w:pPr>
+              <w:rPr>
+                <w:rFonts w:ascii="Calibri" w:hAnsi="Calibri" w:cs="Calibri"/>
+              </w:rPr>
+            </w:pPr>
+            <w:r>
+              <w:rPr>
+                <w:rFonts w:ascii="Calibri" w:hAnsi="Calibri" w:cs="Calibri"/>
+              </w:rPr>
+              <w:t>Mid-term Review Submission</w:t>
+            </w:r>
+          </w:p>
+        </w:tc>
+        <w:tc>
+          <w:tcPr>
+            <w:tcW w:w="2225" w:type="dxa"/>
+            <w:vAlign w:val="center"/>
+          </w:tcPr>
+          <w:p>
+            <w:pPr>
+              <w:rPr>
+                <w:rFonts w:ascii="Calibri" w:hAnsi="Calibri" w:cs="Calibri"/>
+              </w:rPr>
+            </w:pPr>
+            <w:r>
+              <w:rPr>
+                <w:rFonts w:ascii="Calibri" w:hAnsi="Calibri" w:cs="Calibri"/>
+              </w:rPr>
+              <w:t>Thomas</w:t>
+            </w:r>
+          </w:p>
+        </w:tc>
+        <w:tc>
+          <w:tcPr>
+            <w:tcW w:w="2520" w:type="dxa"/>
+          </w:tcPr>
+          <w:p>
+            <w:pPr>
+              <w:rPr>
+                <w:rFonts w:ascii="Calibri" w:hAnsi="Calibri" w:cs="Calibri"/>
+              </w:rPr>
+            </w:pPr>
+            <w:r>
+              <w:rPr>
+                <w:rFonts w:ascii="Calibri" w:hAnsi="Calibri" w:cs="Calibri"/>
+              </w:rPr>
+              <w:t>Completed</w:t>
+            </w:r>
+          </w:p>
+        </w:tc>
+      </w:tr>
+      <w:tr>
+        <w:tc>
+          <w:tcPr>
+            <w:tcW w:w="540" w:type="dxa"/>
+            <w:vAlign w:val="center"/>
+          </w:tcPr>
+          <w:p>
+            <w:pPr>
+              <w:numPr>
+                <w:ilvl w:val="0"/>
+                <w:numId w:val="19"/>
+              </w:numPr>
+              <w:ind w:left="144" w:hanging="158"/>
+              <w:rPr>
+                <w:rFonts w:ascii="Calibri" w:hAnsi="Calibri" w:cs="Calibri"/>
+              </w:rPr>
+            </w:pPr>
+          </w:p>
+        </w:tc>
+        <w:tc>
+          <w:tcPr>
+            <w:tcW w:w="4705" w:type="dxa"/>
+            <w:vAlign w:val="center"/>
+          </w:tcPr>
+          <w:p>
+            <w:pPr>
+              <w:rPr>
+                <w:rFonts w:ascii="Calibri" w:hAnsi="Calibri" w:cs="Calibri"/>
+              </w:rPr>
+            </w:pPr>
+            <w:r>
+              <w:rPr>
+                <w:rFonts w:ascii="Calibri" w:hAnsi="Calibri" w:cs="Calibri"/>
+              </w:rPr>
+              <w:t>Mid-term Review Presentation</w:t>
+            </w:r>
+          </w:p>
+        </w:tc>
+        <w:tc>
+          <w:tcPr>
+            <w:tcW w:w="2225" w:type="dxa"/>
+            <w:vAlign w:val="center"/>
+          </w:tcPr>
+          <w:p>
+            <w:pPr>
+              <w:rPr>
+                <w:rFonts w:ascii="Calibri" w:hAnsi="Calibri" w:cs="Calibri"/>
+              </w:rPr>
+            </w:pPr>
+            <w:r>
+              <w:rPr>
+                <w:rFonts w:ascii="Calibri" w:hAnsi="Calibri" w:cs="Calibri"/>
+              </w:rPr>
+              <w:t xml:space="preserve">All Team members </w:t>
+            </w:r>
+          </w:p>
+        </w:tc>
+        <w:tc>
+          <w:tcPr>
+            <w:tcW w:w="2520" w:type="dxa"/>
+          </w:tcPr>
+          <w:p>
+            <w:pPr>
+              <w:rPr>
+                <w:rFonts w:ascii="Calibri" w:hAnsi="Calibri" w:cs="Calibri"/>
+              </w:rPr>
+            </w:pPr>
+            <w:r>
+              <w:rPr>
+                <w:rFonts w:ascii="Calibri" w:hAnsi="Calibri" w:cs="Calibri"/>
+              </w:rPr>
+              <w:t>Completed</w:t>
+            </w:r>
           </w:p>
         </w:tc>
       </w:tr>
@@ -2233,6 +2879,7 @@
               <w:rPr>
                 <w:rFonts w:ascii="Calibri" w:hAnsi="Calibri" w:cs="Calibri"/>
               </w:rPr>
+              <w:lastRenderedPageBreak/>
               <w:t>We decided</w:t>
             </w:r>
             <w:r>
@@ -2378,19 +3025,11 @@
                 <w:rFonts w:ascii="Calibri" w:hAnsi="Calibri" w:cs="Calibri"/>
               </w:rPr>
             </w:pPr>
-            <w:proofErr w:type="spellStart"/>
-            <w:r>
-              <w:rPr>
-                <w:rFonts w:ascii="Calibri" w:hAnsi="Calibri" w:cs="Calibri"/>
-              </w:rPr>
-              <w:t>Zaf</w:t>
-            </w:r>
-            <w:proofErr w:type="spellEnd"/>
-            <w:r>
-              <w:rPr>
-                <w:rFonts w:ascii="Calibri" w:hAnsi="Calibri" w:cs="Calibri"/>
-              </w:rPr>
-              <w:t xml:space="preserve"> and Larissa volunteered for the installation of Test </w:t>
+            <w:r>
+              <w:rPr>
+                <w:rFonts w:ascii="Calibri" w:hAnsi="Calibri" w:cs="Calibri"/>
+              </w:rPr>
+              <w:t xml:space="preserve">Zaf and Larissa volunteered for the installation of Test </w:t>
             </w:r>
             <w:r>
               <w:rPr>
@@ -2853,16 +3492,8 @@
               <w:rPr>
                 <w:rFonts w:ascii="Calibri" w:hAnsi="Calibri" w:cs="Calibri"/>
               </w:rPr>
-              <w:t xml:space="preserve">Charmi, Kylie, Larissa, </w:t>
-            </w:r>
-            <w:proofErr w:type="spellStart"/>
-            <w:r>
-              <w:rPr>
-                <w:rFonts w:ascii="Calibri" w:hAnsi="Calibri" w:cs="Calibri"/>
-              </w:rPr>
-              <w:t>Zaf</w:t>
-            </w:r>
-            <w:proofErr w:type="spellEnd"/>
+              <w:t>Charmi, Kylie, Larissa, Zaf</w:t>
+            </w:r>
           </w:p>
         </w:tc>
         <w:tc>
@@ -2880,7 +3511,13 @@
               <w:rPr>
                 <w:rFonts w:ascii="Calibri" w:hAnsi="Calibri" w:cs="Calibri"/>
               </w:rPr>
-              <w:t>06/07/2025</w:t>
+              <w:t>24</w:t>
+            </w:r>
+            <w:r>
+              <w:rPr>
+                <w:rFonts w:ascii="Calibri" w:hAnsi="Calibri" w:cs="Calibri"/>
+              </w:rPr>
+              <w:t>/07/2025</w:t>
             </w:r>
           </w:p>
         </w:tc>
@@ -2963,7 +3600,13 @@
               <w:rPr>
                 <w:rFonts w:ascii="Calibri" w:hAnsi="Calibri" w:cs="Calibri"/>
               </w:rPr>
-              <w:t>06/07/2025</w:t>
+              <w:t>24</w:t>
+            </w:r>
+            <w:r>
+              <w:rPr>
+                <w:rFonts w:ascii="Calibri" w:hAnsi="Calibri" w:cs="Calibri"/>
+              </w:rPr>
+              <w:t>/07/2025</w:t>
             </w:r>
           </w:p>
         </w:tc>
@@ -3046,7 +3689,13 @@
               <w:rPr>
                 <w:rFonts w:ascii="Calibri" w:hAnsi="Calibri" w:cs="Calibri"/>
               </w:rPr>
-              <w:t>06/07/2025</w:t>
+              <w:t>24</w:t>
+            </w:r>
+            <w:r>
+              <w:rPr>
+                <w:rFonts w:ascii="Calibri" w:hAnsi="Calibri" w:cs="Calibri"/>
+              </w:rPr>
+              <w:t>/07/2025</w:t>
             </w:r>
           </w:p>
         </w:tc>
@@ -3123,7 +3772,13 @@
               <w:rPr>
                 <w:rFonts w:ascii="Calibri" w:hAnsi="Calibri" w:cs="Calibri"/>
               </w:rPr>
-              <w:t>06/07/2025</w:t>
+              <w:t>24</w:t>
+            </w:r>
+            <w:r>
+              <w:rPr>
+                <w:rFonts w:ascii="Calibri" w:hAnsi="Calibri" w:cs="Calibri"/>
+              </w:rPr>
+              <w:t>/07/2025</w:t>
             </w:r>
           </w:p>
         </w:tc>
@@ -3181,16 +3836,8 @@
               <w:rPr>
                 <w:rFonts w:ascii="Calibri" w:hAnsi="Calibri" w:cs="Calibri"/>
               </w:rPr>
-              <w:t xml:space="preserve">Larissa, </w:t>
-            </w:r>
-            <w:proofErr w:type="spellStart"/>
-            <w:r>
-              <w:rPr>
-                <w:rFonts w:ascii="Calibri" w:hAnsi="Calibri" w:cs="Calibri"/>
-              </w:rPr>
-              <w:t>Zaf</w:t>
-            </w:r>
-            <w:proofErr w:type="spellEnd"/>
+              <w:t>Larissa, Zaf</w:t>
+            </w:r>
           </w:p>
         </w:tc>
         <w:tc>
@@ -3208,7 +3855,13 @@
               <w:rPr>
                 <w:rFonts w:ascii="Calibri" w:hAnsi="Calibri" w:cs="Calibri"/>
               </w:rPr>
-              <w:t>06/07/2025</w:t>
+              <w:t>24</w:t>
+            </w:r>
+            <w:r>
+              <w:rPr>
+                <w:rFonts w:ascii="Calibri" w:hAnsi="Calibri" w:cs="Calibri"/>
+              </w:rPr>
+              <w:t>/07/2025</w:t>
             </w:r>
           </w:p>
         </w:tc>
@@ -3285,7 +3938,13 @@
               <w:rPr>
                 <w:rFonts w:ascii="Calibri" w:hAnsi="Calibri" w:cs="Calibri"/>
               </w:rPr>
-              <w:t>06/07/2025</w:t>
+              <w:t>24</w:t>
+            </w:r>
+            <w:r>
+              <w:rPr>
+                <w:rFonts w:ascii="Calibri" w:hAnsi="Calibri" w:cs="Calibri"/>
+              </w:rPr>
+              <w:t>/07/2025</w:t>
             </w:r>
           </w:p>
         </w:tc>
@@ -3370,9 +4029,16 @@
             <w:r>
               <w:rPr>
                 <w:rFonts w:ascii="Calibri" w:hAnsi="Calibri" w:cs="Calibri"/>
-                <w:bCs/>
-              </w:rPr>
-              <w:t>22/05/2025</w:t>
+                <w:b/>
+              </w:rPr>
+              <w:t>24/07/2025</w:t>
+            </w:r>
+            <w:r>
+              <w:rPr>
+                <w:rFonts w:ascii="Calibri" w:hAnsi="Calibri" w:cs="Calibri"/>
+                <w:b/>
+              </w:rPr>
+              <w:t xml:space="preserve"> (Client and Mentor)</w:t>
             </w:r>
           </w:p>
         </w:tc>
@@ -3404,16 +4070,9 @@
             <w:r>
               <w:rPr>
                 <w:rFonts w:ascii="Calibri" w:hAnsi="Calibri" w:cs="Calibri"/>
-                <w:bCs/>
-              </w:rPr>
-              <w:t>11</w:t>
-            </w:r>
-            <w:r>
-              <w:rPr>
-                <w:rFonts w:ascii="Calibri" w:hAnsi="Calibri" w:cs="Calibri"/>
-                <w:bCs/>
-              </w:rPr>
-              <w:t>:00am</w:t>
+                <w:b/>
+              </w:rPr>
+              <w:t xml:space="preserve">1PM </w:t>
             </w:r>
           </w:p>
         </w:tc>
@@ -3477,43 +4136,47 @@
               <w:rPr>
                 <w:rFonts w:ascii="Calibri" w:hAnsi="Calibri" w:cs="Calibri"/>
               </w:rPr>
-              <w:t xml:space="preserve">Discussion with </w:t>
-            </w:r>
-            <w:r>
-              <w:rPr>
-                <w:rFonts w:ascii="Calibri" w:hAnsi="Calibri" w:cs="Calibri"/>
-              </w:rPr>
-              <w:t>c</w:t>
-            </w:r>
-            <w:r>
-              <w:rPr>
-                <w:rFonts w:ascii="Calibri" w:hAnsi="Calibri" w:cs="Calibri"/>
-              </w:rPr>
-              <w:t xml:space="preserve">lient on the </w:t>
-            </w:r>
-            <w:r>
-              <w:rPr>
-                <w:rFonts w:ascii="Calibri" w:hAnsi="Calibri" w:cs="Calibri"/>
-              </w:rPr>
-              <w:t>d</w:t>
-            </w:r>
-            <w:r>
-              <w:rPr>
-                <w:rFonts w:ascii="Calibri" w:hAnsi="Calibri" w:cs="Calibri"/>
-              </w:rPr>
-              <w:t xml:space="preserve">ata and </w:t>
-            </w:r>
-            <w:r>
-              <w:rPr>
-                <w:rFonts w:ascii="Calibri" w:hAnsi="Calibri" w:cs="Calibri"/>
-              </w:rPr>
-              <w:t>s</w:t>
-            </w:r>
-            <w:r>
-              <w:rPr>
-                <w:rFonts w:ascii="Calibri" w:hAnsi="Calibri" w:cs="Calibri"/>
-              </w:rPr>
-              <w:t>cripts used</w:t>
+              <w:t>Start of RND Part 2</w:t>
+            </w:r>
+          </w:p>
+        </w:tc>
+      </w:tr>
+      <w:tr>
+        <w:tc>
+          <w:tcPr>
+            <w:tcW w:w="540" w:type="dxa"/>
+            <w:vAlign w:val="center"/>
+          </w:tcPr>
+          <w:p>
+            <w:pPr>
+              <w:numPr>
+                <w:ilvl w:val="0"/>
+                <w:numId w:val="12"/>
+              </w:numPr>
+              <w:ind w:left="252" w:hanging="208"/>
+              <w:rPr>
+                <w:rFonts w:ascii="Calibri" w:hAnsi="Calibri" w:cs="Calibri"/>
+              </w:rPr>
+            </w:pPr>
+          </w:p>
+        </w:tc>
+        <w:tc>
+          <w:tcPr>
+            <w:tcW w:w="9450" w:type="dxa"/>
+            <w:gridSpan w:val="2"/>
+            <w:vAlign w:val="center"/>
+          </w:tcPr>
+          <w:p>
+            <w:pPr>
+              <w:rPr>
+                <w:rFonts w:ascii="Calibri" w:hAnsi="Calibri" w:cs="Calibri"/>
+              </w:rPr>
+            </w:pPr>
+            <w:r>
+              <w:rPr>
+                <w:rFonts w:ascii="Calibri" w:hAnsi="Calibri" w:cs="Calibri"/>
+              </w:rPr>
+              <w:t>Project status update</w:t>
             </w:r>
           </w:p>
         </w:tc>

--- a/03-Communication-and-Teamwork/Meetings/Minutes/Team-Meetings/Meeting Minutes 2025-06-18 (Team).docx
+++ b/03-Communication-and-Teamwork/Meetings/Minutes/Team-Meetings/Meeting Minutes 2025-06-18 (Team).docx
@@ -2,13 +2,6 @@
 <file path=word/document.xml><?xml version="1.0" encoding="utf-8"?>
 <w:document xmlns:wpc="http://schemas.microsoft.com/office/word/2010/wordprocessingCanvas" xmlns:cx="http://schemas.microsoft.com/office/drawing/2014/chartex" xmlns:cx1="http://schemas.microsoft.com/office/drawing/2015/9/8/chartex" xmlns:cx2="http://schemas.microsoft.com/office/drawing/2015/10/21/chartex" xmlns:cx3="http://schemas.microsoft.com/office/drawing/2016/5/9/chartex" xmlns:cx4="http://schemas.microsoft.com/office/drawing/2016/5/10/chartex" xmlns:cx5="http://schemas.microsoft.com/office/drawing/2016/5/11/chartex" xmlns:cx6="http://schemas.microsoft.com/office/drawing/2016/5/12/chartex" xmlns:cx7="http://schemas.microsoft.com/office/drawing/2016/5/13/chartex" xmlns:cx8="http://schemas.microsoft.com/office/drawing/2016/5/14/chartex" xmlns:mc="http://schemas.openxmlformats.org/markup-compatibility/2006" xmlns:aink="http://schemas.microsoft.com/office/drawing/2016/ink" xmlns:am3d="http://schemas.microsoft.com/office/drawing/2017/model3d" xmlns:o="urn:schemas-microsoft-com:office:office" xmlns:oel="http://schemas.microsoft.com/office/2019/extlst" xmlns:r="http://schemas.openxmlformats.org/officeDocument/2006/relationships" xmlns:m="http://schemas.openxmlformats.org/officeDocument/2006/math" xmlns:v="urn:schemas-microsoft-com:vml" xmlns:wp14="http://schemas.microsoft.com/office/word/2010/wordprocessingDrawing" xmlns:wp="http://schemas.openxmlformats.org/drawingml/2006/wordprocessingDrawing" xmlns:w10="urn:schemas-microsoft-com:office:word" xmlns:w="http://schemas.openxmlformats.org/wordprocessingml/2006/main" xmlns:w14="http://schemas.microsoft.com/office/word/2010/wordml" xmlns:w15="http://schemas.microsoft.com/office/word/2012/wordml" xmlns:w16cex="http://schemas.microsoft.com/office/word/2018/wordml/cex" xmlns:w16cid="http://schemas.microsoft.com/office/word/2016/wordml/cid" xmlns:w16="http://schemas.microsoft.com/office/word/2018/wordml" xmlns:w16du="http://schemas.microsoft.com/office/word/2023/wordml/word16du" xmlns:w16sdtdh="http://schemas.microsoft.com/office/word/2020/wordml/sdtdatahash" xmlns:w16sdtfl="http://schemas.microsoft.com/office/word/2024/wordml/sdtformatlock" xmlns:w16se="http://schemas.microsoft.com/office/word/2015/wordml/symex" xmlns:wpg="http://schemas.microsoft.com/office/word/2010/wordprocessingGroup" xmlns:wpi="http://schemas.microsoft.com/office/word/2010/wordprocessingInk" xmlns:wne="http://schemas.microsoft.com/office/word/2006/wordml" xmlns:wps="http://schemas.microsoft.com/office/word/2010/wordprocessingShape" mc:Ignorable="w14 w15 w16se w16cid w16 w16cex w16sdtdh w16sdtfl w16du wp14">
   <w:body>
-    <w:p>
-      <w:pPr>
-        <w:rPr>
-          <w:rFonts w:ascii="Calibri" w:hAnsi="Calibri" w:cs="Calibri"/>
-        </w:rPr>
-      </w:pPr>
-    </w:p>
     <w:p>
       <w:pPr>
         <w:jc w:val="center"/>
@@ -471,7 +464,14 @@
                 <w:rFonts w:ascii="Calibri" w:hAnsi="Calibri" w:cs="Calibri"/>
                 <w:bCs/>
               </w:rPr>
-              <w:t>1.0</w:t>
+              <w:t>1.</w:t>
+            </w:r>
+            <w:r>
+              <w:rPr>
+                <w:rFonts w:ascii="Calibri" w:hAnsi="Calibri" w:cs="Calibri"/>
+                <w:bCs/>
+              </w:rPr>
+              <w:t>1</w:t>
             </w:r>
           </w:p>
         </w:tc>
@@ -1781,8 +1781,8 @@
       </w:tblPr>
       <w:tblGrid>
         <w:gridCol w:w="540"/>
-        <w:gridCol w:w="4705"/>
-        <w:gridCol w:w="2225"/>
+        <w:gridCol w:w="3996"/>
+        <w:gridCol w:w="2934"/>
         <w:gridCol w:w="2520"/>
       </w:tblGrid>
       <w:tr>
@@ -1809,7 +1809,7 @@
         </w:tc>
         <w:tc>
           <w:tcPr>
-            <w:tcW w:w="4705" w:type="dxa"/>
+            <w:tcW w:w="3996" w:type="dxa"/>
             <w:shd w:val="clear" w:color="auto" w:fill="D9D9D9"/>
           </w:tcPr>
           <w:p>
@@ -1830,7 +1830,7 @@
         </w:tc>
         <w:tc>
           <w:tcPr>
-            <w:tcW w:w="2225" w:type="dxa"/>
+            <w:tcW w:w="2934" w:type="dxa"/>
             <w:shd w:val="clear" w:color="auto" w:fill="D9D9D9"/>
           </w:tcPr>
           <w:p>
@@ -1892,7 +1892,7 @@
         </w:tc>
         <w:tc>
           <w:tcPr>
-            <w:tcW w:w="4705" w:type="dxa"/>
+            <w:tcW w:w="3996" w:type="dxa"/>
             <w:vAlign w:val="center"/>
           </w:tcPr>
           <w:p>
@@ -1911,7 +1911,7 @@
         </w:tc>
         <w:tc>
           <w:tcPr>
-            <w:tcW w:w="2225" w:type="dxa"/>
+            <w:tcW w:w="2934" w:type="dxa"/>
             <w:vAlign w:val="center"/>
           </w:tcPr>
           <w:p>
@@ -1969,7 +1969,7 @@
         </w:tc>
         <w:tc>
           <w:tcPr>
-            <w:tcW w:w="4705" w:type="dxa"/>
+            <w:tcW w:w="3996" w:type="dxa"/>
             <w:vAlign w:val="center"/>
           </w:tcPr>
           <w:p>
@@ -1994,7 +1994,7 @@
         </w:tc>
         <w:tc>
           <w:tcPr>
-            <w:tcW w:w="2225" w:type="dxa"/>
+            <w:tcW w:w="2934" w:type="dxa"/>
             <w:vAlign w:val="center"/>
           </w:tcPr>
           <w:p>
@@ -2058,7 +2058,7 @@
         </w:tc>
         <w:tc>
           <w:tcPr>
-            <w:tcW w:w="4705" w:type="dxa"/>
+            <w:tcW w:w="3996" w:type="dxa"/>
             <w:vAlign w:val="center"/>
           </w:tcPr>
           <w:p>
@@ -2077,7 +2077,7 @@
         </w:tc>
         <w:tc>
           <w:tcPr>
-            <w:tcW w:w="2225" w:type="dxa"/>
+            <w:tcW w:w="2934" w:type="dxa"/>
             <w:vAlign w:val="center"/>
           </w:tcPr>
           <w:p>
@@ -2135,7 +2135,7 @@
         </w:tc>
         <w:tc>
           <w:tcPr>
-            <w:tcW w:w="4705" w:type="dxa"/>
+            <w:tcW w:w="3996" w:type="dxa"/>
             <w:vAlign w:val="center"/>
           </w:tcPr>
           <w:p>
@@ -2154,7 +2154,7 @@
         </w:tc>
         <w:tc>
           <w:tcPr>
-            <w:tcW w:w="2225" w:type="dxa"/>
+            <w:tcW w:w="2934" w:type="dxa"/>
             <w:vAlign w:val="center"/>
           </w:tcPr>
           <w:p>
@@ -2211,26 +2211,38 @@
         </w:tc>
         <w:tc>
           <w:tcPr>
-            <w:tcW w:w="4705" w:type="dxa"/>
-            <w:vAlign w:val="center"/>
-          </w:tcPr>
-          <w:p>
-            <w:pPr>
-              <w:rPr>
-                <w:rFonts w:ascii="Calibri" w:hAnsi="Calibri" w:cs="Calibri"/>
-              </w:rPr>
-            </w:pPr>
-            <w:r>
-              <w:rPr>
-                <w:rFonts w:ascii="Calibri" w:hAnsi="Calibri" w:cs="Calibri"/>
-              </w:rPr>
-              <w:t>Gantt Chart Updated Project Schedule</w:t>
-            </w:r>
-          </w:p>
-        </w:tc>
-        <w:tc>
-          <w:tcPr>
-            <w:tcW w:w="2225" w:type="dxa"/>
+            <w:tcW w:w="3996" w:type="dxa"/>
+            <w:vAlign w:val="center"/>
+          </w:tcPr>
+          <w:p>
+            <w:pPr>
+              <w:rPr>
+                <w:rFonts w:ascii="Calibri" w:hAnsi="Calibri" w:cs="Calibri"/>
+              </w:rPr>
+            </w:pPr>
+            <w:r>
+              <w:rPr>
+                <w:rFonts w:ascii="Calibri" w:hAnsi="Calibri" w:cs="Calibri"/>
+              </w:rPr>
+              <w:t xml:space="preserve">Gantt Chart </w:t>
+            </w:r>
+            <w:r>
+              <w:rPr>
+                <w:rFonts w:ascii="Calibri" w:hAnsi="Calibri" w:cs="Calibri"/>
+              </w:rPr>
+              <w:t>u</w:t>
+            </w:r>
+            <w:r>
+              <w:rPr>
+                <w:rFonts w:ascii="Calibri" w:hAnsi="Calibri" w:cs="Calibri"/>
+              </w:rPr>
+              <w:t>pdated Project Schedule</w:t>
+            </w:r>
+          </w:p>
+        </w:tc>
+        <w:tc>
+          <w:tcPr>
+            <w:tcW w:w="2934" w:type="dxa"/>
             <w:vAlign w:val="center"/>
           </w:tcPr>
           <w:p>
@@ -2287,7 +2299,7 @@
         </w:tc>
         <w:tc>
           <w:tcPr>
-            <w:tcW w:w="4705" w:type="dxa"/>
+            <w:tcW w:w="3996" w:type="dxa"/>
             <w:vAlign w:val="center"/>
           </w:tcPr>
           <w:p>
@@ -2306,7 +2318,7 @@
         </w:tc>
         <w:tc>
           <w:tcPr>
-            <w:tcW w:w="2225" w:type="dxa"/>
+            <w:tcW w:w="2934" w:type="dxa"/>
             <w:vAlign w:val="center"/>
           </w:tcPr>
           <w:p>
@@ -2363,7 +2375,7 @@
         </w:tc>
         <w:tc>
           <w:tcPr>
-            <w:tcW w:w="4705" w:type="dxa"/>
+            <w:tcW w:w="3996" w:type="dxa"/>
             <w:vAlign w:val="center"/>
           </w:tcPr>
           <w:p>
@@ -2382,7 +2394,7 @@
         </w:tc>
         <w:tc>
           <w:tcPr>
-            <w:tcW w:w="2225" w:type="dxa"/>
+            <w:tcW w:w="2934" w:type="dxa"/>
             <w:vAlign w:val="center"/>
           </w:tcPr>
           <w:p>
@@ -2439,7 +2451,7 @@
         </w:tc>
         <w:tc>
           <w:tcPr>
-            <w:tcW w:w="4705" w:type="dxa"/>
+            <w:tcW w:w="3996" w:type="dxa"/>
             <w:vAlign w:val="center"/>
           </w:tcPr>
           <w:p>
@@ -2458,7 +2470,7 @@
         </w:tc>
         <w:tc>
           <w:tcPr>
-            <w:tcW w:w="2225" w:type="dxa"/>
+            <w:tcW w:w="2934" w:type="dxa"/>
             <w:vAlign w:val="center"/>
           </w:tcPr>
           <w:p>
@@ -2515,7 +2527,7 @@
         </w:tc>
         <w:tc>
           <w:tcPr>
-            <w:tcW w:w="4705" w:type="dxa"/>
+            <w:tcW w:w="3996" w:type="dxa"/>
             <w:vAlign w:val="center"/>
           </w:tcPr>
           <w:p>
@@ -2534,20 +2546,32 @@
         </w:tc>
         <w:tc>
           <w:tcPr>
-            <w:tcW w:w="2225" w:type="dxa"/>
-            <w:vAlign w:val="center"/>
-          </w:tcPr>
-          <w:p>
-            <w:pPr>
-              <w:rPr>
-                <w:rFonts w:ascii="Calibri" w:hAnsi="Calibri" w:cs="Calibri"/>
-              </w:rPr>
-            </w:pPr>
-            <w:r>
-              <w:rPr>
-                <w:rFonts w:ascii="Calibri" w:hAnsi="Calibri" w:cs="Calibri"/>
-              </w:rPr>
-              <w:t xml:space="preserve">All Team members </w:t>
+            <w:tcW w:w="2934" w:type="dxa"/>
+            <w:vAlign w:val="center"/>
+          </w:tcPr>
+          <w:p>
+            <w:pPr>
+              <w:rPr>
+                <w:rFonts w:ascii="Calibri" w:hAnsi="Calibri" w:cs="Calibri"/>
+              </w:rPr>
+            </w:pPr>
+            <w:r>
+              <w:rPr>
+                <w:rFonts w:ascii="Calibri" w:hAnsi="Calibri" w:cs="Calibri"/>
+              </w:rPr>
+              <w:t xml:space="preserve">All Team </w:t>
+            </w:r>
+            <w:r>
+              <w:rPr>
+                <w:rFonts w:ascii="Calibri" w:hAnsi="Calibri" w:cs="Calibri"/>
+              </w:rPr>
+              <w:t>M</w:t>
+            </w:r>
+            <w:r>
+              <w:rPr>
+                <w:rFonts w:ascii="Calibri" w:hAnsi="Calibri" w:cs="Calibri"/>
+              </w:rPr>
+              <w:t xml:space="preserve">embers </w:t>
             </w:r>
           </w:p>
         </w:tc>
@@ -2593,6 +2617,14 @@
           <w:rFonts w:ascii="Calibri" w:hAnsi="Calibri" w:cs="Calibri"/>
           <w:b/>
         </w:rPr>
+        <w:br w:type="page"/>
+      </w:r>
+      <w:r>
+        <w:rPr>
+          <w:rFonts w:ascii="Calibri" w:hAnsi="Calibri" w:cs="Calibri"/>
+          <w:b/>
+        </w:rPr>
+        <w:lastRenderedPageBreak/>
         <w:t>Discussion and Decisions</w:t>
       </w:r>
     </w:p>
@@ -2879,7 +2911,6 @@
               <w:rPr>
                 <w:rFonts w:ascii="Calibri" w:hAnsi="Calibri" w:cs="Calibri"/>
               </w:rPr>
-              <w:lastRenderedPageBreak/>
               <w:t>We decided</w:t>
             </w:r>
             <w:r>
@@ -3734,7 +3765,31 @@
               <w:rPr>
                 <w:rFonts w:ascii="Calibri" w:hAnsi="Calibri" w:cs="Calibri"/>
               </w:rPr>
-              <w:t>Developing Test Scripts/ Configurations</w:t>
+              <w:t xml:space="preserve">Developing Test </w:t>
+            </w:r>
+            <w:r>
+              <w:rPr>
+                <w:rFonts w:ascii="Calibri" w:hAnsi="Calibri" w:cs="Calibri"/>
+              </w:rPr>
+              <w:t>s</w:t>
+            </w:r>
+            <w:r>
+              <w:rPr>
+                <w:rFonts w:ascii="Calibri" w:hAnsi="Calibri" w:cs="Calibri"/>
+              </w:rPr>
+              <w:t>cripts/</w:t>
+            </w:r>
+            <w:r>
+              <w:rPr>
+                <w:rFonts w:ascii="Calibri" w:hAnsi="Calibri" w:cs="Calibri"/>
+              </w:rPr>
+              <w:t>c</w:t>
+            </w:r>
+            <w:r>
+              <w:rPr>
+                <w:rFonts w:ascii="Calibri" w:hAnsi="Calibri" w:cs="Calibri"/>
+              </w:rPr>
+              <w:t>onfigurations</w:t>
             </w:r>
           </w:p>
         </w:tc>
@@ -3964,11 +4019,20 @@
           <w:b/>
         </w:rPr>
       </w:pPr>
+    </w:p>
+    <w:p>
+      <w:pPr>
+        <w:rPr>
+          <w:rFonts w:ascii="Calibri" w:hAnsi="Calibri" w:cs="Calibri"/>
+          <w:b/>
+        </w:rPr>
+      </w:pPr>
       <w:r>
         <w:rPr>
           <w:rFonts w:ascii="Calibri" w:hAnsi="Calibri" w:cs="Calibri"/>
           <w:b/>
         </w:rPr>
+        <w:lastRenderedPageBreak/>
         <w:t>Next Meeting</w:t>
       </w:r>
     </w:p>
@@ -4029,50 +4093,57 @@
             <w:r>
               <w:rPr>
                 <w:rFonts w:ascii="Calibri" w:hAnsi="Calibri" w:cs="Calibri"/>
+                <w:bCs/>
+              </w:rPr>
+              <w:t>24/07/2025</w:t>
+            </w:r>
+          </w:p>
+        </w:tc>
+        <w:tc>
+          <w:tcPr>
+            <w:tcW w:w="5580" w:type="dxa"/>
+            <w:vAlign w:val="center"/>
+          </w:tcPr>
+          <w:p>
+            <w:pPr>
+              <w:rPr>
+                <w:rFonts w:ascii="Calibri" w:hAnsi="Calibri" w:cs="Calibri"/>
+              </w:rPr>
+            </w:pPr>
+            <w:r>
+              <w:rPr>
+                <w:rFonts w:ascii="Calibri" w:hAnsi="Calibri" w:cs="Calibri"/>
                 <w:b/>
               </w:rPr>
-              <w:t>24/07/2025</w:t>
+              <w:t>Time:</w:t>
             </w:r>
             <w:r>
               <w:rPr>
                 <w:rFonts w:ascii="Calibri" w:hAnsi="Calibri" w:cs="Calibri"/>
                 <w:b/>
               </w:rPr>
-              <w:t xml:space="preserve"> (Client and Mentor)</w:t>
-            </w:r>
-          </w:p>
-        </w:tc>
-        <w:tc>
-          <w:tcPr>
-            <w:tcW w:w="5580" w:type="dxa"/>
-            <w:vAlign w:val="center"/>
-          </w:tcPr>
-          <w:p>
-            <w:pPr>
-              <w:rPr>
-                <w:rFonts w:ascii="Calibri" w:hAnsi="Calibri" w:cs="Calibri"/>
-              </w:rPr>
-            </w:pPr>
-            <w:r>
-              <w:rPr>
-                <w:rFonts w:ascii="Calibri" w:hAnsi="Calibri" w:cs="Calibri"/>
-                <w:b/>
-              </w:rPr>
-              <w:t>Time:</w:t>
-            </w:r>
-            <w:r>
-              <w:rPr>
-                <w:rFonts w:ascii="Calibri" w:hAnsi="Calibri" w:cs="Calibri"/>
-                <w:b/>
-              </w:rPr>
               <w:t xml:space="preserve"> </w:t>
             </w:r>
             <w:r>
               <w:rPr>
                 <w:rFonts w:ascii="Calibri" w:hAnsi="Calibri" w:cs="Calibri"/>
-                <w:b/>
-              </w:rPr>
-              <w:t xml:space="preserve">1PM </w:t>
+                <w:bCs/>
+              </w:rPr>
+              <w:t>1</w:t>
+            </w:r>
+            <w:r>
+              <w:rPr>
+                <w:rFonts w:ascii="Calibri" w:hAnsi="Calibri" w:cs="Calibri"/>
+                <w:bCs/>
+              </w:rPr>
+              <w:t>:00</w:t>
+            </w:r>
+            <w:r>
+              <w:rPr>
+                <w:rFonts w:ascii="Calibri" w:hAnsi="Calibri" w:cs="Calibri"/>
+                <w:bCs/>
+              </w:rPr>
+              <w:t>pm</w:t>
             </w:r>
           </w:p>
         </w:tc>
@@ -4178,64 +4249,6 @@
               </w:rPr>
               <w:t>Project status update</w:t>
             </w:r>
-          </w:p>
-        </w:tc>
-      </w:tr>
-      <w:tr>
-        <w:tc>
-          <w:tcPr>
-            <w:tcW w:w="9990" w:type="dxa"/>
-            <w:gridSpan w:val="3"/>
-            <w:vAlign w:val="center"/>
-          </w:tcPr>
-          <w:p>
-            <w:pPr>
-              <w:rPr>
-                <w:rFonts w:ascii="Calibri" w:hAnsi="Calibri" w:cs="Calibri"/>
-                <w:i/>
-              </w:rPr>
-            </w:pPr>
-            <w:r>
-              <w:rPr>
-                <w:rFonts w:ascii="Calibri" w:hAnsi="Calibri" w:cs="Calibri"/>
-                <w:i/>
-              </w:rPr>
-              <w:t>Action Items to be discussed in the next meeting:</w:t>
-            </w:r>
-          </w:p>
-        </w:tc>
-      </w:tr>
-      <w:tr>
-        <w:tc>
-          <w:tcPr>
-            <w:tcW w:w="540" w:type="dxa"/>
-            <w:vAlign w:val="center"/>
-          </w:tcPr>
-          <w:p>
-            <w:pPr>
-              <w:numPr>
-                <w:ilvl w:val="0"/>
-                <w:numId w:val="17"/>
-              </w:numPr>
-              <w:ind w:left="245" w:hanging="202"/>
-              <w:rPr>
-                <w:rFonts w:ascii="Calibri" w:hAnsi="Calibri" w:cs="Calibri"/>
-              </w:rPr>
-            </w:pPr>
-          </w:p>
-        </w:tc>
-        <w:tc>
-          <w:tcPr>
-            <w:tcW w:w="9450" w:type="dxa"/>
-            <w:gridSpan w:val="2"/>
-            <w:vAlign w:val="center"/>
-          </w:tcPr>
-          <w:p>
-            <w:pPr>
-              <w:rPr>
-                <w:rFonts w:ascii="Calibri" w:hAnsi="Calibri" w:cs="Calibri"/>
-              </w:rPr>
-            </w:pPr>
           </w:p>
         </w:tc>
       </w:tr>
